--- a/backend-exhibits/Slack to Google Chat Standard Plan.docx
+++ b/backend-exhibits/Slack to Google Chat Standard Plan.docx
@@ -42,14 +42,14 @@
               <w:ind w:left="14"/>
               <w:jc w:val="center"/>
               <w:rPr>
-                <w:rFonts w:ascii="Arial"/>
-                <w:b/>
-                <w:sz w:val="21"/>
-              </w:rPr>
-            </w:pPr>
-            <w:r>
-              <w:rPr>
-                <w:rFonts w:ascii="Arial"/>
+                <w:rFonts w:ascii="Arial" w:hAnsi="Arial" w:cs="Arial" w:eastAsia="Arial"/>
+                <w:b/>
+                <w:sz w:val="21"/>
+              </w:rPr>
+            </w:pPr>
+            <w:r>
+              <w:rPr>
+                <w:rFonts w:ascii="Arial" w:hAnsi="Arial" w:cs="Arial" w:eastAsia="Arial"/>
                 <w:b/>
                 <w:sz w:val="21"/>
               </w:rPr>
@@ -57,7 +57,7 @@
             </w:r>
             <w:r>
               <w:rPr>
-                <w:rFonts w:ascii="Arial"/>
+                <w:rFonts w:ascii="Arial" w:hAnsi="Arial" w:cs="Arial" w:eastAsia="Arial"/>
                 <w:b/>
                 <w:spacing w:val="-6"/>
                 <w:sz w:val="21"/>
@@ -66,7 +66,7 @@
             </w:r>
             <w:r>
               <w:rPr>
-                <w:rFonts w:ascii="Arial"/>
+                <w:rFonts w:ascii="Arial" w:hAnsi="Arial" w:cs="Arial" w:eastAsia="Arial"/>
                 <w:b/>
                 <w:sz w:val="21"/>
               </w:rPr>
@@ -74,7 +74,7 @@
             </w:r>
             <w:r>
               <w:rPr>
-                <w:rFonts w:ascii="Arial"/>
+                <w:rFonts w:ascii="Arial" w:hAnsi="Arial" w:cs="Arial" w:eastAsia="Arial"/>
                 <w:b/>
                 <w:spacing w:val="-5"/>
                 <w:sz w:val="21"/>
@@ -83,7 +83,7 @@
             </w:r>
             <w:r>
               <w:rPr>
-                <w:rFonts w:ascii="Arial"/>
+                <w:rFonts w:ascii="Arial" w:hAnsi="Arial" w:cs="Arial" w:eastAsia="Arial"/>
                 <w:b/>
                 <w:sz w:val="21"/>
               </w:rPr>
@@ -91,7 +91,7 @@
             </w:r>
             <w:r>
               <w:rPr>
-                <w:rFonts w:ascii="Arial"/>
+                <w:rFonts w:ascii="Arial" w:hAnsi="Arial" w:cs="Arial" w:eastAsia="Arial"/>
                 <w:b/>
                 <w:spacing w:val="-5"/>
                 <w:sz w:val="21"/>
@@ -100,7 +100,7 @@
             </w:r>
             <w:r>
               <w:rPr>
-                <w:rFonts w:ascii="Arial"/>
+                <w:rFonts w:ascii="Arial" w:hAnsi="Arial" w:cs="Arial" w:eastAsia="Arial"/>
                 <w:b/>
                 <w:sz w:val="21"/>
               </w:rPr>
@@ -108,7 +108,7 @@
             </w:r>
             <w:r>
               <w:rPr>
-                <w:rFonts w:ascii="Arial"/>
+                <w:rFonts w:ascii="Arial" w:hAnsi="Arial" w:cs="Arial" w:eastAsia="Arial"/>
                 <w:b/>
                 <w:spacing w:val="-5"/>
                 <w:sz w:val="21"/>
@@ -117,7 +117,7 @@
             </w:r>
             <w:r>
               <w:rPr>
-                <w:rFonts w:ascii="Arial"/>
+                <w:rFonts w:ascii="Arial" w:hAnsi="Arial" w:cs="Arial" w:eastAsia="Arial"/>
                 <w:b/>
                 <w:sz w:val="21"/>
               </w:rPr>
@@ -125,7 +125,7 @@
             </w:r>
             <w:r>
               <w:rPr>
-                <w:rFonts w:ascii="Arial"/>
+                <w:rFonts w:ascii="Arial" w:hAnsi="Arial" w:cs="Arial" w:eastAsia="Arial"/>
                 <w:b/>
                 <w:spacing w:val="-5"/>
                 <w:sz w:val="21"/>
@@ -134,7 +134,7 @@
             </w:r>
             <w:r>
               <w:rPr>
-                <w:rFonts w:ascii="Arial"/>
+                <w:rFonts w:ascii="Arial" w:hAnsi="Arial" w:cs="Arial" w:eastAsia="Arial"/>
                 <w:b/>
                 <w:sz w:val="21"/>
               </w:rPr>
@@ -142,7 +142,7 @@
             </w:r>
             <w:r>
               <w:rPr>
-                <w:rFonts w:ascii="Arial"/>
+                <w:rFonts w:ascii="Arial" w:hAnsi="Arial" w:cs="Arial" w:eastAsia="Arial"/>
                 <w:b/>
                 <w:spacing w:val="-5"/>
                 <w:sz w:val="21"/>
@@ -151,7 +151,7 @@
             </w:r>
             <w:r>
               <w:rPr>
-                <w:rFonts w:ascii="Arial"/>
+                <w:rFonts w:ascii="Arial" w:hAnsi="Arial" w:cs="Arial" w:eastAsia="Arial"/>
                 <w:b/>
                 <w:sz w:val="21"/>
               </w:rPr>
@@ -159,7 +159,7 @@
             </w:r>
             <w:r>
               <w:rPr>
-                <w:rFonts w:ascii="Arial"/>
+                <w:rFonts w:ascii="Arial" w:hAnsi="Arial" w:cs="Arial" w:eastAsia="Arial"/>
                 <w:b/>
                 <w:spacing w:val="-5"/>
                 <w:sz w:val="21"/>
@@ -168,7 +168,7 @@
             </w:r>
             <w:r>
               <w:rPr>
-                <w:rFonts w:ascii="Arial"/>
+                <w:rFonts w:ascii="Arial" w:hAnsi="Arial" w:cs="Arial" w:eastAsia="Arial"/>
                 <w:b/>
                 <w:spacing w:val="-2"/>
                 <w:sz w:val="21"/>
@@ -191,51 +191,51 @@
               <w:pStyle w:val="TableParagraph"/>
               <w:ind w:left="67"/>
               <w:rPr>
-                <w:rFonts w:ascii="Arial"/>
-                <w:b/>
-                <w:sz w:val="19"/>
-              </w:rPr>
-            </w:pPr>
-            <w:r>
-              <w:rPr>
-                <w:rFonts w:ascii="Arial"/>
-                <w:b/>
-                <w:sz w:val="19"/>
+                <w:rFonts w:ascii="Arial" w:hAnsi="Arial" w:cs="Arial" w:eastAsia="Arial"/>
+                <w:b/>
+                <w:sz w:val="21"/>
+              </w:rPr>
+            </w:pPr>
+            <w:r>
+              <w:rPr>
+                <w:rFonts w:ascii="Arial" w:hAnsi="Arial" w:cs="Arial" w:eastAsia="Arial"/>
+                <w:b/>
+                <w:sz w:val="21"/>
               </w:rPr>
               <w:t>One</w:t>
             </w:r>
             <w:r>
               <w:rPr>
-                <w:rFonts w:ascii="Arial"/>
+                <w:rFonts w:ascii="Arial" w:hAnsi="Arial" w:cs="Arial" w:eastAsia="Arial"/>
                 <w:b/>
                 <w:spacing w:val="7"/>
-                <w:sz w:val="19"/>
-              </w:rPr>
-              <w:t xml:space="preserve"> </w:t>
-            </w:r>
-            <w:r>
-              <w:rPr>
-                <w:rFonts w:ascii="Arial"/>
-                <w:b/>
-                <w:sz w:val="19"/>
+                <w:sz w:val="21"/>
+              </w:rPr>
+              <w:t xml:space="preserve"> </w:t>
+            </w:r>
+            <w:r>
+              <w:rPr>
+                <w:rFonts w:ascii="Arial" w:hAnsi="Arial" w:cs="Arial" w:eastAsia="Arial"/>
+                <w:b/>
+                <w:sz w:val="21"/>
               </w:rPr>
               <w:t>Time</w:t>
             </w:r>
             <w:r>
               <w:rPr>
-                <w:rFonts w:ascii="Arial"/>
+                <w:rFonts w:ascii="Arial" w:hAnsi="Arial" w:cs="Arial" w:eastAsia="Arial"/>
                 <w:b/>
                 <w:spacing w:val="7"/>
-                <w:sz w:val="19"/>
-              </w:rPr>
-              <w:t xml:space="preserve"> </w:t>
-            </w:r>
-            <w:r>
-              <w:rPr>
-                <w:rFonts w:ascii="Arial"/>
+                <w:sz w:val="21"/>
+              </w:rPr>
+              <w:t xml:space="preserve"> </w:t>
+            </w:r>
+            <w:r>
+              <w:rPr>
+                <w:rFonts w:ascii="Arial" w:hAnsi="Arial" w:cs="Arial" w:eastAsia="Arial"/>
                 <w:b/>
                 <w:spacing w:val="-2"/>
-                <w:sz w:val="19"/>
+                <w:sz w:val="21"/>
               </w:rPr>
               <w:t>Migration</w:t>
             </w:r>
@@ -251,12 +251,12 @@
               <w:spacing w:line="264" w:lineRule="auto"/>
               <w:ind w:right="269"/>
               <w:rPr>
-                <w:sz w:val="19"/>
-              </w:rPr>
-            </w:pPr>
-            <w:r>
-              <w:rPr>
-                <w:sz w:val="19"/>
+                <w:sz w:val="21"/>
+              </w:rPr>
+            </w:pPr>
+            <w:r>
+              <w:rPr>
+                <w:sz w:val="21"/>
               </w:rPr>
               <w:t>Migration of all files/folders from source to destination in the source cloud at the start of one-time migration</w:t>
             </w:r>
@@ -276,51 +276,51 @@
               <w:pStyle w:val="TableParagraph"/>
               <w:ind w:left="67"/>
               <w:rPr>
-                <w:rFonts w:ascii="Arial"/>
-                <w:b/>
-                <w:sz w:val="19"/>
-              </w:rPr>
-            </w:pPr>
-            <w:r>
-              <w:rPr>
-                <w:rFonts w:ascii="Arial"/>
-                <w:b/>
-                <w:sz w:val="19"/>
+                <w:rFonts w:ascii="Arial" w:hAnsi="Arial" w:cs="Arial" w:eastAsia="Arial"/>
+                <w:b/>
+                <w:sz w:val="21"/>
+              </w:rPr>
+            </w:pPr>
+            <w:r>
+              <w:rPr>
+                <w:rFonts w:ascii="Arial" w:hAnsi="Arial" w:cs="Arial" w:eastAsia="Arial"/>
+                <w:b/>
+                <w:sz w:val="21"/>
               </w:rPr>
               <w:t>Public</w:t>
             </w:r>
             <w:r>
               <w:rPr>
-                <w:rFonts w:ascii="Arial"/>
+                <w:rFonts w:ascii="Arial" w:hAnsi="Arial" w:cs="Arial" w:eastAsia="Arial"/>
                 <w:b/>
                 <w:spacing w:val="15"/>
-                <w:sz w:val="19"/>
-              </w:rPr>
-              <w:t xml:space="preserve"> </w:t>
-            </w:r>
-            <w:r>
-              <w:rPr>
-                <w:rFonts w:ascii="Arial"/>
-                <w:b/>
-                <w:sz w:val="19"/>
+                <w:sz w:val="21"/>
+              </w:rPr>
+              <w:t xml:space="preserve"> </w:t>
+            </w:r>
+            <w:r>
+              <w:rPr>
+                <w:rFonts w:ascii="Arial" w:hAnsi="Arial" w:cs="Arial" w:eastAsia="Arial"/>
+                <w:b/>
+                <w:sz w:val="21"/>
               </w:rPr>
               <w:t>Channels</w:t>
             </w:r>
             <w:r>
               <w:rPr>
-                <w:rFonts w:ascii="Arial"/>
+                <w:rFonts w:ascii="Arial" w:hAnsi="Arial" w:cs="Arial" w:eastAsia="Arial"/>
                 <w:b/>
                 <w:spacing w:val="15"/>
-                <w:sz w:val="19"/>
-              </w:rPr>
-              <w:t xml:space="preserve"> </w:t>
-            </w:r>
-            <w:r>
-              <w:rPr>
-                <w:rFonts w:ascii="Arial"/>
+                <w:sz w:val="21"/>
+              </w:rPr>
+              <w:t xml:space="preserve"> </w:t>
+            </w:r>
+            <w:r>
+              <w:rPr>
+                <w:rFonts w:ascii="Arial" w:hAnsi="Arial" w:cs="Arial" w:eastAsia="Arial"/>
                 <w:b/>
                 <w:spacing w:val="-2"/>
-                <w:sz w:val="19"/>
+                <w:sz w:val="21"/>
               </w:rPr>
               <w:t>Migration</w:t>
             </w:r>
@@ -336,12 +336,12 @@
               <w:spacing w:line="264" w:lineRule="auto"/>
               <w:ind w:right="269"/>
               <w:rPr>
-                <w:sz w:val="19"/>
-              </w:rPr>
-            </w:pPr>
-            <w:r>
-              <w:rPr>
-                <w:sz w:val="19"/>
+                <w:sz w:val="21"/>
+              </w:rPr>
+            </w:pPr>
+            <w:r>
+              <w:rPr>
+                <w:sz w:val="21"/>
               </w:rPr>
               <w:t>Transferring public channels from Slack to Google Chat, including all associated messages, attachments, and other content.</w:t>
             </w:r>
@@ -361,51 +361,51 @@
               <w:pStyle w:val="TableParagraph"/>
               <w:ind w:left="67"/>
               <w:rPr>
-                <w:rFonts w:ascii="Arial"/>
-                <w:b/>
-                <w:sz w:val="19"/>
-              </w:rPr>
-            </w:pPr>
-            <w:r>
-              <w:rPr>
-                <w:rFonts w:ascii="Arial"/>
-                <w:b/>
-                <w:sz w:val="19"/>
+                <w:rFonts w:ascii="Arial" w:hAnsi="Arial" w:cs="Arial" w:eastAsia="Arial"/>
+                <w:b/>
+                <w:sz w:val="21"/>
+              </w:rPr>
+            </w:pPr>
+            <w:r>
+              <w:rPr>
+                <w:rFonts w:ascii="Arial" w:hAnsi="Arial" w:cs="Arial" w:eastAsia="Arial"/>
+                <w:b/>
+                <w:sz w:val="21"/>
               </w:rPr>
               <w:t>Private</w:t>
             </w:r>
             <w:r>
               <w:rPr>
-                <w:rFonts w:ascii="Arial"/>
+                <w:rFonts w:ascii="Arial" w:hAnsi="Arial" w:cs="Arial" w:eastAsia="Arial"/>
                 <w:b/>
                 <w:spacing w:val="15"/>
-                <w:sz w:val="19"/>
-              </w:rPr>
-              <w:t xml:space="preserve"> </w:t>
-            </w:r>
-            <w:r>
-              <w:rPr>
-                <w:rFonts w:ascii="Arial"/>
-                <w:b/>
-                <w:sz w:val="19"/>
+                <w:sz w:val="21"/>
+              </w:rPr>
+              <w:t xml:space="preserve"> </w:t>
+            </w:r>
+            <w:r>
+              <w:rPr>
+                <w:rFonts w:ascii="Arial" w:hAnsi="Arial" w:cs="Arial" w:eastAsia="Arial"/>
+                <w:b/>
+                <w:sz w:val="21"/>
               </w:rPr>
               <w:t>Channels</w:t>
             </w:r>
             <w:r>
               <w:rPr>
-                <w:rFonts w:ascii="Arial"/>
+                <w:rFonts w:ascii="Arial" w:hAnsi="Arial" w:cs="Arial" w:eastAsia="Arial"/>
                 <w:b/>
                 <w:spacing w:val="16"/>
-                <w:sz w:val="19"/>
-              </w:rPr>
-              <w:t xml:space="preserve"> </w:t>
-            </w:r>
-            <w:r>
-              <w:rPr>
-                <w:rFonts w:ascii="Arial"/>
+                <w:sz w:val="21"/>
+              </w:rPr>
+              <w:t xml:space="preserve"> </w:t>
+            </w:r>
+            <w:r>
+              <w:rPr>
+                <w:rFonts w:ascii="Arial" w:hAnsi="Arial" w:cs="Arial" w:eastAsia="Arial"/>
                 <w:b/>
                 <w:spacing w:val="-2"/>
-                <w:sz w:val="19"/>
+                <w:sz w:val="21"/>
               </w:rPr>
               <w:t>Migration</w:t>
             </w:r>
@@ -421,12 +421,12 @@
               <w:spacing w:line="264" w:lineRule="auto"/>
               <w:ind w:right="269"/>
               <w:rPr>
-                <w:sz w:val="19"/>
-              </w:rPr>
-            </w:pPr>
-            <w:r>
-              <w:rPr>
-                <w:sz w:val="19"/>
+                <w:sz w:val="21"/>
+              </w:rPr>
+            </w:pPr>
+            <w:r>
+              <w:rPr>
+                <w:sz w:val="21"/>
               </w:rPr>
               <w:t>Migrating private channels from Slack to Google Chat, preserving message history and content while maintaining the appropriate access restrictions.</w:t>
             </w:r>
@@ -446,34 +446,34 @@
               <w:pStyle w:val="TableParagraph"/>
               <w:ind w:left="67"/>
               <w:rPr>
-                <w:rFonts w:ascii="Arial"/>
-                <w:b/>
-                <w:sz w:val="19"/>
-              </w:rPr>
-            </w:pPr>
-            <w:r>
-              <w:rPr>
-                <w:rFonts w:ascii="Arial"/>
-                <w:b/>
-                <w:sz w:val="19"/>
+                <w:rFonts w:ascii="Arial" w:hAnsi="Arial" w:cs="Arial" w:eastAsia="Arial"/>
+                <w:b/>
+                <w:sz w:val="21"/>
+              </w:rPr>
+            </w:pPr>
+            <w:r>
+              <w:rPr>
+                <w:rFonts w:ascii="Arial" w:hAnsi="Arial" w:cs="Arial" w:eastAsia="Arial"/>
+                <w:b/>
+                <w:sz w:val="21"/>
               </w:rPr>
               <w:t>Channel</w:t>
             </w:r>
             <w:r>
               <w:rPr>
-                <w:rFonts w:ascii="Arial"/>
+                <w:rFonts w:ascii="Arial" w:hAnsi="Arial" w:cs="Arial" w:eastAsia="Arial"/>
                 <w:b/>
                 <w:spacing w:val="14"/>
-                <w:sz w:val="19"/>
-              </w:rPr>
-              <w:t xml:space="preserve"> </w:t>
-            </w:r>
-            <w:r>
-              <w:rPr>
-                <w:rFonts w:ascii="Arial"/>
+                <w:sz w:val="21"/>
+              </w:rPr>
+              <w:t xml:space="preserve"> </w:t>
+            </w:r>
+            <w:r>
+              <w:rPr>
+                <w:rFonts w:ascii="Arial" w:hAnsi="Arial" w:cs="Arial" w:eastAsia="Arial"/>
                 <w:b/>
                 <w:spacing w:val="-2"/>
-                <w:sz w:val="19"/>
+                <w:sz w:val="21"/>
               </w:rPr>
               <w:t>Members</w:t>
             </w:r>
@@ -489,12 +489,12 @@
               <w:spacing w:line="264" w:lineRule="auto"/>
               <w:ind w:right="269"/>
               <w:rPr>
-                <w:sz w:val="19"/>
-              </w:rPr>
-            </w:pPr>
-            <w:r>
-              <w:rPr>
-                <w:sz w:val="19"/>
+                <w:sz w:val="21"/>
+              </w:rPr>
+            </w:pPr>
+            <w:r>
+              <w:rPr>
+                <w:sz w:val="21"/>
               </w:rPr>
               <w:t>Ensuring that all members of the migrated channels are correctly transferred to Google Chat, maintaining the same membership and permissions.</w:t>
             </w:r>
@@ -514,51 +514,51 @@
               <w:pStyle w:val="TableParagraph"/>
               <w:ind w:left="67"/>
               <w:rPr>
-                <w:rFonts w:ascii="Arial"/>
-                <w:b/>
-                <w:sz w:val="19"/>
-              </w:rPr>
-            </w:pPr>
-            <w:r>
-              <w:rPr>
-                <w:rFonts w:ascii="Arial"/>
-                <w:b/>
-                <w:sz w:val="19"/>
+                <w:rFonts w:ascii="Arial" w:hAnsi="Arial" w:cs="Arial" w:eastAsia="Arial"/>
+                <w:b/>
+                <w:sz w:val="21"/>
+              </w:rPr>
+            </w:pPr>
+            <w:r>
+              <w:rPr>
+                <w:rFonts w:ascii="Arial" w:hAnsi="Arial" w:cs="Arial" w:eastAsia="Arial"/>
+                <w:b/>
+                <w:sz w:val="21"/>
               </w:rPr>
               <w:t>Message</w:t>
             </w:r>
             <w:r>
               <w:rPr>
-                <w:rFonts w:ascii="Arial"/>
+                <w:rFonts w:ascii="Arial" w:hAnsi="Arial" w:cs="Arial" w:eastAsia="Arial"/>
                 <w:b/>
                 <w:spacing w:val="15"/>
-                <w:sz w:val="19"/>
-              </w:rPr>
-              <w:t xml:space="preserve"> </w:t>
-            </w:r>
-            <w:r>
-              <w:rPr>
-                <w:rFonts w:ascii="Arial"/>
-                <w:b/>
-                <w:sz w:val="19"/>
+                <w:sz w:val="21"/>
+              </w:rPr>
+              <w:t xml:space="preserve"> </w:t>
+            </w:r>
+            <w:r>
+              <w:rPr>
+                <w:rFonts w:ascii="Arial" w:hAnsi="Arial" w:cs="Arial" w:eastAsia="Arial"/>
+                <w:b/>
+                <w:sz w:val="21"/>
               </w:rPr>
               <w:t>Posted</w:t>
             </w:r>
             <w:r>
               <w:rPr>
-                <w:rFonts w:ascii="Arial"/>
+                <w:rFonts w:ascii="Arial" w:hAnsi="Arial" w:cs="Arial" w:eastAsia="Arial"/>
                 <w:b/>
                 <w:spacing w:val="15"/>
-                <w:sz w:val="19"/>
-              </w:rPr>
-              <w:t xml:space="preserve"> </w:t>
-            </w:r>
-            <w:r>
-              <w:rPr>
-                <w:rFonts w:ascii="Arial"/>
+                <w:sz w:val="21"/>
+              </w:rPr>
+              <w:t xml:space="preserve"> </w:t>
+            </w:r>
+            <w:r>
+              <w:rPr>
+                <w:rFonts w:ascii="Arial" w:hAnsi="Arial" w:cs="Arial" w:eastAsia="Arial"/>
                 <w:b/>
                 <w:spacing w:val="-2"/>
-                <w:sz w:val="19"/>
+                <w:sz w:val="21"/>
               </w:rPr>
               <w:t>Username</w:t>
             </w:r>
@@ -574,12 +574,12 @@
               <w:spacing w:line="264" w:lineRule="auto"/>
               <w:ind w:right="269"/>
               <w:rPr>
-                <w:sz w:val="19"/>
-              </w:rPr>
-            </w:pPr>
-            <w:r>
-              <w:rPr>
-                <w:sz w:val="19"/>
+                <w:sz w:val="21"/>
+              </w:rPr>
+            </w:pPr>
+            <w:r>
+              <w:rPr>
+                <w:sz w:val="21"/>
               </w:rPr>
               <w:t>Retaining the information about the user who posted each message during the migration process, enabling proper attribution.</w:t>
             </w:r>
@@ -599,34 +599,34 @@
               <w:pStyle w:val="TableParagraph"/>
               <w:ind w:left="67"/>
               <w:rPr>
-                <w:rFonts w:ascii="Arial"/>
-                <w:b/>
-                <w:sz w:val="19"/>
-              </w:rPr>
-            </w:pPr>
-            <w:r>
-              <w:rPr>
-                <w:rFonts w:ascii="Arial"/>
-                <w:b/>
-                <w:sz w:val="19"/>
+                <w:rFonts w:ascii="Arial" w:hAnsi="Arial" w:cs="Arial" w:eastAsia="Arial"/>
+                <w:b/>
+                <w:sz w:val="21"/>
+              </w:rPr>
+            </w:pPr>
+            <w:r>
+              <w:rPr>
+                <w:rFonts w:ascii="Arial" w:hAnsi="Arial" w:cs="Arial" w:eastAsia="Arial"/>
+                <w:b/>
+                <w:sz w:val="21"/>
               </w:rPr>
               <w:t>Text</w:t>
             </w:r>
             <w:r>
               <w:rPr>
-                <w:rFonts w:ascii="Arial"/>
+                <w:rFonts w:ascii="Arial" w:hAnsi="Arial" w:cs="Arial" w:eastAsia="Arial"/>
                 <w:b/>
                 <w:spacing w:val="-7"/>
-                <w:sz w:val="19"/>
-              </w:rPr>
-              <w:t xml:space="preserve"> </w:t>
-            </w:r>
-            <w:r>
-              <w:rPr>
-                <w:rFonts w:ascii="Arial"/>
+                <w:sz w:val="21"/>
+              </w:rPr>
+              <w:t xml:space="preserve"> </w:t>
+            </w:r>
+            <w:r>
+              <w:rPr>
+                <w:rFonts w:ascii="Arial" w:hAnsi="Arial" w:cs="Arial" w:eastAsia="Arial"/>
                 <w:b/>
                 <w:spacing w:val="-2"/>
-                <w:sz w:val="19"/>
+                <w:sz w:val="21"/>
               </w:rPr>
               <w:t>Messages</w:t>
             </w:r>
@@ -642,26 +642,26 @@
               <w:spacing w:line="264" w:lineRule="auto"/>
               <w:ind w:right="269"/>
               <w:rPr>
-                <w:sz w:val="19"/>
-              </w:rPr>
-            </w:pPr>
-            <w:r>
-              <w:rPr>
-                <w:sz w:val="19"/>
+                <w:sz w:val="21"/>
+              </w:rPr>
+            </w:pPr>
+            <w:r>
+              <w:rPr>
+                <w:sz w:val="21"/>
               </w:rPr>
               <w:t xml:space="preserve">Transferring regular messages from Slack to Google Chat, including </w:t>
             </w:r>
             <w:proofErr w:type="spellStart"/>
             <w:r>
               <w:rPr>
-                <w:sz w:val="19"/>
+                <w:sz w:val="21"/>
               </w:rPr>
               <w:t>textbased</w:t>
             </w:r>
             <w:proofErr w:type="spellEnd"/>
             <w:r>
               <w:rPr>
-                <w:sz w:val="19"/>
+                <w:sz w:val="21"/>
               </w:rPr>
               <w:t xml:space="preserve"> communication between users.</w:t>
             </w:r>
@@ -681,17 +681,17 @@
               <w:pStyle w:val="TableParagraph"/>
               <w:ind w:left="67"/>
               <w:rPr>
-                <w:rFonts w:ascii="Arial"/>
-                <w:b/>
-                <w:sz w:val="19"/>
-              </w:rPr>
-            </w:pPr>
-            <w:r>
-              <w:rPr>
-                <w:rFonts w:ascii="Arial"/>
+                <w:rFonts w:ascii="Arial" w:hAnsi="Arial" w:cs="Arial" w:eastAsia="Arial"/>
+                <w:b/>
+                <w:sz w:val="21"/>
+              </w:rPr>
+            </w:pPr>
+            <w:r>
+              <w:rPr>
+                <w:rFonts w:ascii="Arial" w:hAnsi="Arial" w:cs="Arial" w:eastAsia="Arial"/>
                 <w:b/>
                 <w:spacing w:val="-2"/>
-                <w:sz w:val="19"/>
+                <w:sz w:val="21"/>
               </w:rPr>
               <w:t>Threads</w:t>
             </w:r>
@@ -707,12 +707,12 @@
               <w:spacing w:line="264" w:lineRule="auto"/>
               <w:ind w:right="269"/>
               <w:rPr>
-                <w:sz w:val="19"/>
-              </w:rPr>
-            </w:pPr>
-            <w:r>
-              <w:rPr>
-                <w:sz w:val="19"/>
+                <w:sz w:val="21"/>
+              </w:rPr>
+            </w:pPr>
+            <w:r>
+              <w:rPr>
+                <w:sz w:val="21"/>
               </w:rPr>
               <w:t>Preserving threaded conversations within channels, allowing users to follow and participate in ongoing discussions</w:t>
             </w:r>
@@ -732,17 +732,17 @@
               <w:pStyle w:val="TableParagraph"/>
               <w:ind w:left="67"/>
               <w:rPr>
-                <w:rFonts w:ascii="Arial"/>
-                <w:b/>
-                <w:sz w:val="19"/>
-              </w:rPr>
-            </w:pPr>
-            <w:r>
-              <w:rPr>
-                <w:rFonts w:ascii="Arial"/>
+                <w:rFonts w:ascii="Arial" w:hAnsi="Arial" w:cs="Arial" w:eastAsia="Arial"/>
+                <w:b/>
+                <w:sz w:val="21"/>
+              </w:rPr>
+            </w:pPr>
+            <w:r>
+              <w:rPr>
+                <w:rFonts w:ascii="Arial" w:hAnsi="Arial" w:cs="Arial" w:eastAsia="Arial"/>
                 <w:b/>
                 <w:spacing w:val="-2"/>
-                <w:sz w:val="19"/>
+                <w:sz w:val="21"/>
               </w:rPr>
               <w:t>Attachments</w:t>
             </w:r>
@@ -758,12 +758,12 @@
               <w:spacing w:line="264" w:lineRule="auto"/>
               <w:ind w:right="269"/>
               <w:rPr>
-                <w:sz w:val="19"/>
-              </w:rPr>
-            </w:pPr>
-            <w:r>
-              <w:rPr>
-                <w:sz w:val="19"/>
+                <w:sz w:val="21"/>
+              </w:rPr>
+            </w:pPr>
+            <w:r>
+              <w:rPr>
+                <w:sz w:val="21"/>
               </w:rPr>
               <w:t>Migrating file attachments shared within channels, ensuring that all relevant files are transferred and accessible in Google Chat.</w:t>
             </w:r>
@@ -783,87 +783,87 @@
               <w:pStyle w:val="TableParagraph"/>
               <w:ind w:left="67"/>
               <w:rPr>
-                <w:rFonts w:ascii="Arial"/>
-                <w:b/>
-                <w:sz w:val="19"/>
-              </w:rPr>
-            </w:pPr>
-            <w:r>
-              <w:rPr>
-                <w:rFonts w:ascii="Arial"/>
-                <w:b/>
-                <w:sz w:val="19"/>
+                <w:rFonts w:ascii="Arial" w:hAnsi="Arial" w:cs="Arial" w:eastAsia="Arial"/>
+                <w:b/>
+                <w:sz w:val="21"/>
+              </w:rPr>
+            </w:pPr>
+            <w:r>
+              <w:rPr>
+                <w:rFonts w:ascii="Arial" w:hAnsi="Arial" w:cs="Arial" w:eastAsia="Arial"/>
+                <w:b/>
+                <w:sz w:val="21"/>
               </w:rPr>
               <w:t>User</w:t>
             </w:r>
             <w:r>
               <w:rPr>
-                <w:rFonts w:ascii="Arial"/>
+                <w:rFonts w:ascii="Arial" w:hAnsi="Arial" w:cs="Arial" w:eastAsia="Arial"/>
                 <w:b/>
                 <w:spacing w:val="10"/>
-                <w:sz w:val="19"/>
-              </w:rPr>
-              <w:t xml:space="preserve"> </w:t>
-            </w:r>
-            <w:r>
-              <w:rPr>
-                <w:rFonts w:ascii="Arial"/>
-                <w:b/>
-                <w:sz w:val="19"/>
+                <w:sz w:val="21"/>
+              </w:rPr>
+              <w:t xml:space="preserve"> </w:t>
+            </w:r>
+            <w:r>
+              <w:rPr>
+                <w:rFonts w:ascii="Arial" w:hAnsi="Arial" w:cs="Arial" w:eastAsia="Arial"/>
+                <w:b/>
+                <w:sz w:val="21"/>
               </w:rPr>
               <w:t>Mentions</w:t>
             </w:r>
             <w:r>
               <w:rPr>
-                <w:rFonts w:ascii="Arial"/>
+                <w:rFonts w:ascii="Arial" w:hAnsi="Arial" w:cs="Arial" w:eastAsia="Arial"/>
                 <w:b/>
                 <w:spacing w:val="11"/>
-                <w:sz w:val="19"/>
+                <w:sz w:val="21"/>
               </w:rPr>
               <w:t xml:space="preserve"> </w:t>
             </w:r>
             <w:proofErr w:type="gramStart"/>
             <w:r>
               <w:rPr>
-                <w:rFonts w:ascii="Arial"/>
-                <w:b/>
-                <w:sz w:val="19"/>
+                <w:rFonts w:ascii="Arial" w:hAnsi="Arial" w:cs="Arial" w:eastAsia="Arial"/>
+                <w:b/>
+                <w:sz w:val="21"/>
               </w:rPr>
               <w:t>In</w:t>
             </w:r>
             <w:proofErr w:type="gramEnd"/>
             <w:r>
               <w:rPr>
-                <w:rFonts w:ascii="Arial"/>
+                <w:rFonts w:ascii="Arial" w:hAnsi="Arial" w:cs="Arial" w:eastAsia="Arial"/>
                 <w:b/>
                 <w:spacing w:val="11"/>
-                <w:sz w:val="19"/>
-              </w:rPr>
-              <w:t xml:space="preserve"> </w:t>
-            </w:r>
-            <w:r>
-              <w:rPr>
-                <w:rFonts w:ascii="Arial"/>
-                <w:b/>
-                <w:sz w:val="19"/>
+                <w:sz w:val="21"/>
+              </w:rPr>
+              <w:t xml:space="preserve"> </w:t>
+            </w:r>
+            <w:r>
+              <w:rPr>
+                <w:rFonts w:ascii="Arial" w:hAnsi="Arial" w:cs="Arial" w:eastAsia="Arial"/>
+                <w:b/>
+                <w:sz w:val="21"/>
               </w:rPr>
               <w:t>Direct</w:t>
             </w:r>
             <w:r>
               <w:rPr>
-                <w:rFonts w:ascii="Arial"/>
+                <w:rFonts w:ascii="Arial" w:hAnsi="Arial" w:cs="Arial" w:eastAsia="Arial"/>
                 <w:b/>
                 <w:spacing w:val="11"/>
-                <w:sz w:val="19"/>
-              </w:rPr>
-              <w:t xml:space="preserve"> </w:t>
-            </w:r>
-            <w:r>
-              <w:rPr>
-                <w:rFonts w:ascii="Arial"/>
+                <w:sz w:val="21"/>
+              </w:rPr>
+              <w:t xml:space="preserve"> </w:t>
+            </w:r>
+            <w:r>
+              <w:rPr>
+                <w:rFonts w:ascii="Arial" w:hAnsi="Arial" w:cs="Arial" w:eastAsia="Arial"/>
                 <w:b/>
                 <w:spacing w:val="-2"/>
-                <w:sz w:val="19"/>
+                <w:sz w:val="21"/>
               </w:rPr>
               <w:t>Messages</w:t>
             </w:r>
@@ -879,12 +879,12 @@
               <w:spacing w:line="264" w:lineRule="auto"/>
               <w:ind w:right="269"/>
               <w:rPr>
-                <w:sz w:val="19"/>
-              </w:rPr>
-            </w:pPr>
-            <w:r>
-              <w:rPr>
-                <w:sz w:val="19"/>
+                <w:sz w:val="21"/>
+              </w:rPr>
+            </w:pPr>
+            <w:r>
+              <w:rPr>
+                <w:sz w:val="21"/>
               </w:rPr>
               <w:t>Retaining user mentions in messages during the migration, ensuring that notifications and references to specific users are preserved.</w:t>
             </w:r>
@@ -904,17 +904,17 @@
               <w:pStyle w:val="TableParagraph"/>
               <w:ind w:left="67"/>
               <w:rPr>
-                <w:rFonts w:ascii="Arial"/>
-                <w:b/>
-                <w:sz w:val="19"/>
-              </w:rPr>
-            </w:pPr>
-            <w:r>
-              <w:rPr>
-                <w:rFonts w:ascii="Arial"/>
+                <w:rFonts w:ascii="Arial" w:hAnsi="Arial" w:cs="Arial" w:eastAsia="Arial"/>
+                <w:b/>
+                <w:sz w:val="21"/>
+              </w:rPr>
+            </w:pPr>
+            <w:r>
+              <w:rPr>
+                <w:rFonts w:ascii="Arial" w:hAnsi="Arial" w:cs="Arial" w:eastAsia="Arial"/>
                 <w:b/>
                 <w:spacing w:val="-2"/>
-                <w:sz w:val="19"/>
+                <w:sz w:val="21"/>
               </w:rPr>
               <w:t>Emojis</w:t>
             </w:r>
@@ -930,12 +930,12 @@
               <w:spacing w:line="264" w:lineRule="auto"/>
               <w:ind w:right="269"/>
               <w:rPr>
-                <w:sz w:val="19"/>
-              </w:rPr>
-            </w:pPr>
-            <w:r>
-              <w:rPr>
-                <w:sz w:val="19"/>
+                <w:sz w:val="21"/>
+              </w:rPr>
+            </w:pPr>
+            <w:r>
+              <w:rPr>
+                <w:sz w:val="21"/>
               </w:rPr>
               <w:t>Transferring emojis used in Slack to Google Chat, maintaining the same expressions and visual elements in the migrated content.</w:t>
             </w:r>
@@ -955,51 +955,51 @@
               <w:pStyle w:val="TableParagraph"/>
               <w:ind w:left="67"/>
               <w:rPr>
-                <w:rFonts w:ascii="Arial"/>
-                <w:b/>
-                <w:sz w:val="19"/>
-              </w:rPr>
-            </w:pPr>
-            <w:r>
-              <w:rPr>
-                <w:rFonts w:ascii="Arial"/>
-                <w:b/>
-                <w:sz w:val="19"/>
+                <w:rFonts w:ascii="Arial" w:hAnsi="Arial" w:cs="Arial" w:eastAsia="Arial"/>
+                <w:b/>
+                <w:sz w:val="21"/>
+              </w:rPr>
+            </w:pPr>
+            <w:r>
+              <w:rPr>
+                <w:rFonts w:ascii="Arial" w:hAnsi="Arial" w:cs="Arial" w:eastAsia="Arial"/>
+                <w:b/>
+                <w:sz w:val="21"/>
               </w:rPr>
               <w:t>Direct</w:t>
             </w:r>
             <w:r>
               <w:rPr>
-                <w:rFonts w:ascii="Arial"/>
+                <w:rFonts w:ascii="Arial" w:hAnsi="Arial" w:cs="Arial" w:eastAsia="Arial"/>
                 <w:b/>
                 <w:spacing w:val="15"/>
-                <w:sz w:val="19"/>
-              </w:rPr>
-              <w:t xml:space="preserve"> </w:t>
-            </w:r>
-            <w:r>
-              <w:rPr>
-                <w:rFonts w:ascii="Arial"/>
-                <w:b/>
-                <w:sz w:val="19"/>
+                <w:sz w:val="21"/>
+              </w:rPr>
+              <w:t xml:space="preserve"> </w:t>
+            </w:r>
+            <w:r>
+              <w:rPr>
+                <w:rFonts w:ascii="Arial" w:hAnsi="Arial" w:cs="Arial" w:eastAsia="Arial"/>
+                <w:b/>
+                <w:sz w:val="21"/>
               </w:rPr>
               <w:t>Messages</w:t>
             </w:r>
             <w:r>
               <w:rPr>
-                <w:rFonts w:ascii="Arial"/>
+                <w:rFonts w:ascii="Arial" w:hAnsi="Arial" w:cs="Arial" w:eastAsia="Arial"/>
                 <w:b/>
                 <w:spacing w:val="15"/>
-                <w:sz w:val="19"/>
-              </w:rPr>
-              <w:t xml:space="preserve"> </w:t>
-            </w:r>
-            <w:r>
-              <w:rPr>
-                <w:rFonts w:ascii="Arial"/>
+                <w:sz w:val="21"/>
+              </w:rPr>
+              <w:t xml:space="preserve"> </w:t>
+            </w:r>
+            <w:r>
+              <w:rPr>
+                <w:rFonts w:ascii="Arial" w:hAnsi="Arial" w:cs="Arial" w:eastAsia="Arial"/>
                 <w:b/>
                 <w:spacing w:val="-2"/>
-                <w:sz w:val="19"/>
+                <w:sz w:val="21"/>
               </w:rPr>
               <w:t>Migration</w:t>
             </w:r>
@@ -1015,12 +1015,12 @@
               <w:spacing w:line="264" w:lineRule="auto"/>
               <w:ind w:right="269"/>
               <w:rPr>
-                <w:sz w:val="19"/>
-              </w:rPr>
-            </w:pPr>
-            <w:r>
-              <w:rPr>
-                <w:sz w:val="19"/>
+                <w:sz w:val="21"/>
+              </w:rPr>
+            </w:pPr>
+            <w:r>
+              <w:rPr>
+                <w:sz w:val="21"/>
               </w:rPr>
               <w:t>Migrating one-on-one conversations or direct messages from Slack to Google Chat, ensuring that private communication is transferred securely.</w:t>
             </w:r>
@@ -1040,34 +1040,34 @@
               <w:pStyle w:val="TableParagraph"/>
               <w:ind w:left="67"/>
               <w:rPr>
-                <w:rFonts w:ascii="Arial"/>
-                <w:b/>
-                <w:sz w:val="19"/>
-              </w:rPr>
-            </w:pPr>
-            <w:r>
-              <w:rPr>
-                <w:rFonts w:ascii="Arial"/>
-                <w:b/>
-                <w:sz w:val="19"/>
+                <w:rFonts w:ascii="Arial" w:hAnsi="Arial" w:cs="Arial" w:eastAsia="Arial"/>
+                <w:b/>
+                <w:sz w:val="21"/>
+              </w:rPr>
+            </w:pPr>
+            <w:r>
+              <w:rPr>
+                <w:rFonts w:ascii="Arial" w:hAnsi="Arial" w:cs="Arial" w:eastAsia="Arial"/>
+                <w:b/>
+                <w:sz w:val="21"/>
               </w:rPr>
               <w:t>Pre</w:t>
             </w:r>
             <w:r>
               <w:rPr>
-                <w:rFonts w:ascii="Arial"/>
+                <w:rFonts w:ascii="Arial" w:hAnsi="Arial" w:cs="Arial" w:eastAsia="Arial"/>
                 <w:b/>
                 <w:spacing w:val="7"/>
-                <w:sz w:val="19"/>
-              </w:rPr>
-              <w:t xml:space="preserve"> </w:t>
-            </w:r>
-            <w:r>
-              <w:rPr>
-                <w:rFonts w:ascii="Arial"/>
+                <w:sz w:val="21"/>
+              </w:rPr>
+              <w:t xml:space="preserve"> </w:t>
+            </w:r>
+            <w:r>
+              <w:rPr>
+                <w:rFonts w:ascii="Arial" w:hAnsi="Arial" w:cs="Arial" w:eastAsia="Arial"/>
                 <w:b/>
                 <w:spacing w:val="-4"/>
-                <w:sz w:val="19"/>
+                <w:sz w:val="21"/>
               </w:rPr>
               <w:t>Scan</w:t>
             </w:r>
@@ -1083,12 +1083,12 @@
               <w:spacing w:line="264" w:lineRule="auto"/>
               <w:ind w:right="269"/>
               <w:rPr>
-                <w:sz w:val="19"/>
-              </w:rPr>
-            </w:pPr>
-            <w:r>
-              <w:rPr>
-                <w:sz w:val="19"/>
+                <w:sz w:val="21"/>
+              </w:rPr>
+            </w:pPr>
+            <w:r>
+              <w:rPr>
+                <w:sz w:val="21"/>
               </w:rPr>
               <w:t>Conducting a preliminary scan or analysis of the Slack data to identify and prepare for any potential migration challenges or issues</w:t>
             </w:r>
@@ -1108,34 +1108,34 @@
               <w:pStyle w:val="TableParagraph"/>
               <w:ind w:left="67"/>
               <w:rPr>
-                <w:rFonts w:ascii="Arial"/>
-                <w:b/>
-                <w:sz w:val="19"/>
-              </w:rPr>
-            </w:pPr>
-            <w:r>
-              <w:rPr>
-                <w:rFonts w:ascii="Arial"/>
-                <w:b/>
-                <w:sz w:val="19"/>
+                <w:rFonts w:ascii="Arial" w:hAnsi="Arial" w:cs="Arial" w:eastAsia="Arial"/>
+                <w:b/>
+                <w:sz w:val="21"/>
+              </w:rPr>
+            </w:pPr>
+            <w:r>
+              <w:rPr>
+                <w:rFonts w:ascii="Arial" w:hAnsi="Arial" w:cs="Arial" w:eastAsia="Arial"/>
+                <w:b/>
+                <w:sz w:val="21"/>
               </w:rPr>
               <w:t>Delta</w:t>
             </w:r>
             <w:r>
               <w:rPr>
-                <w:rFonts w:ascii="Arial"/>
+                <w:rFonts w:ascii="Arial" w:hAnsi="Arial" w:cs="Arial" w:eastAsia="Arial"/>
                 <w:b/>
                 <w:spacing w:val="10"/>
-                <w:sz w:val="19"/>
-              </w:rPr>
-              <w:t xml:space="preserve"> </w:t>
-            </w:r>
-            <w:r>
-              <w:rPr>
-                <w:rFonts w:ascii="Arial"/>
+                <w:sz w:val="21"/>
+              </w:rPr>
+              <w:t xml:space="preserve"> </w:t>
+            </w:r>
+            <w:r>
+              <w:rPr>
+                <w:rFonts w:ascii="Arial" w:hAnsi="Arial" w:cs="Arial" w:eastAsia="Arial"/>
                 <w:b/>
                 <w:spacing w:val="-2"/>
-                <w:sz w:val="19"/>
+                <w:sz w:val="21"/>
               </w:rPr>
               <w:t>Migration</w:t>
             </w:r>
@@ -1151,12 +1151,12 @@
               <w:spacing w:line="264" w:lineRule="auto"/>
               <w:ind w:right="269"/>
               <w:rPr>
-                <w:sz w:val="19"/>
-              </w:rPr>
-            </w:pPr>
-            <w:r>
-              <w:rPr>
-                <w:sz w:val="19"/>
+                <w:sz w:val="21"/>
+              </w:rPr>
+            </w:pPr>
+            <w:r>
+              <w:rPr>
+                <w:sz w:val="21"/>
               </w:rPr>
               <w:t>If anything is added/modified in the source cloud after one-time migration, these changes would be reflected in the destination in delta migration. But we won't delete anything in the destination cloud.</w:t>
             </w:r>
@@ -1176,17 +1176,17 @@
               <w:pStyle w:val="TableParagraph"/>
               <w:ind w:left="67"/>
               <w:rPr>
-                <w:rFonts w:ascii="Arial"/>
-                <w:b/>
-                <w:sz w:val="19"/>
-              </w:rPr>
-            </w:pPr>
-            <w:r>
-              <w:rPr>
-                <w:rFonts w:ascii="Arial"/>
+                <w:rFonts w:ascii="Arial" w:hAnsi="Arial" w:cs="Arial" w:eastAsia="Arial"/>
+                <w:b/>
+                <w:sz w:val="21"/>
+              </w:rPr>
+            </w:pPr>
+            <w:r>
+              <w:rPr>
+                <w:rFonts w:ascii="Arial" w:hAnsi="Arial" w:cs="Arial" w:eastAsia="Arial"/>
                 <w:b/>
                 <w:spacing w:val="-2"/>
-                <w:sz w:val="19"/>
+                <w:sz w:val="21"/>
               </w:rPr>
               <w:t>Reactions</w:t>
             </w:r>
@@ -1200,91 +1200,91 @@
             <w:pPr>
               <w:pStyle w:val="TableParagraph"/>
               <w:rPr>
-                <w:sz w:val="19"/>
-              </w:rPr>
-            </w:pPr>
-            <w:r>
-              <w:rPr>
-                <w:sz w:val="19"/>
+                <w:sz w:val="21"/>
+              </w:rPr>
+            </w:pPr>
+            <w:r>
+              <w:rPr>
+                <w:sz w:val="21"/>
               </w:rPr>
               <w:t>Reactions</w:t>
             </w:r>
             <w:r>
               <w:rPr>
                 <w:spacing w:val="10"/>
-                <w:sz w:val="19"/>
-              </w:rPr>
-              <w:t xml:space="preserve"> </w:t>
-            </w:r>
-            <w:r>
-              <w:rPr>
-                <w:sz w:val="19"/>
+                <w:sz w:val="21"/>
+              </w:rPr>
+              <w:t xml:space="preserve"> </w:t>
+            </w:r>
+            <w:r>
+              <w:rPr>
+                <w:sz w:val="21"/>
               </w:rPr>
               <w:t>added</w:t>
             </w:r>
             <w:r>
               <w:rPr>
                 <w:spacing w:val="11"/>
-                <w:sz w:val="19"/>
-              </w:rPr>
-              <w:t xml:space="preserve"> </w:t>
-            </w:r>
-            <w:r>
-              <w:rPr>
-                <w:sz w:val="19"/>
+                <w:sz w:val="21"/>
+              </w:rPr>
+              <w:t xml:space="preserve"> </w:t>
+            </w:r>
+            <w:r>
+              <w:rPr>
+                <w:sz w:val="21"/>
               </w:rPr>
               <w:t>on</w:t>
             </w:r>
             <w:r>
               <w:rPr>
                 <w:spacing w:val="10"/>
-                <w:sz w:val="19"/>
-              </w:rPr>
-              <w:t xml:space="preserve"> </w:t>
-            </w:r>
-            <w:r>
-              <w:rPr>
-                <w:sz w:val="19"/>
+                <w:sz w:val="21"/>
+              </w:rPr>
+              <w:t xml:space="preserve"> </w:t>
+            </w:r>
+            <w:r>
+              <w:rPr>
+                <w:sz w:val="21"/>
               </w:rPr>
               <w:t>slack</w:t>
             </w:r>
             <w:r>
               <w:rPr>
                 <w:spacing w:val="11"/>
-                <w:sz w:val="19"/>
-              </w:rPr>
-              <w:t xml:space="preserve"> </w:t>
-            </w:r>
-            <w:r>
-              <w:rPr>
-                <w:sz w:val="19"/>
+                <w:sz w:val="21"/>
+              </w:rPr>
+              <w:t xml:space="preserve"> </w:t>
+            </w:r>
+            <w:r>
+              <w:rPr>
+                <w:sz w:val="21"/>
               </w:rPr>
               <w:t>messages</w:t>
             </w:r>
             <w:r>
               <w:rPr>
                 <w:spacing w:val="10"/>
-                <w:sz w:val="19"/>
-              </w:rPr>
-              <w:t xml:space="preserve"> </w:t>
-            </w:r>
-            <w:r>
-              <w:rPr>
-                <w:sz w:val="19"/>
+                <w:sz w:val="21"/>
+              </w:rPr>
+              <w:t xml:space="preserve"> </w:t>
+            </w:r>
+            <w:r>
+              <w:rPr>
+                <w:sz w:val="21"/>
               </w:rPr>
               <w:t>will</w:t>
             </w:r>
             <w:r>
               <w:rPr>
                 <w:spacing w:val="11"/>
-                <w:sz w:val="19"/>
+                <w:sz w:val="21"/>
               </w:rPr>
               <w:t xml:space="preserve"> </w:t>
             </w:r>
             <w:proofErr w:type="gramStart"/>
             <w:r>
               <w:rPr>
-                <w:sz w:val="19"/>
+                <w:sz w:val="21"/>
               </w:rPr>
               <w:t>migrates</w:t>
             </w:r>
@@ -1292,40 +1292,40 @@
             <w:r>
               <w:rPr>
                 <w:spacing w:val="10"/>
-                <w:sz w:val="19"/>
-              </w:rPr>
-              <w:t xml:space="preserve"> </w:t>
-            </w:r>
-            <w:r>
-              <w:rPr>
-                <w:sz w:val="19"/>
+                <w:sz w:val="21"/>
+              </w:rPr>
+              <w:t xml:space="preserve"> </w:t>
+            </w:r>
+            <w:r>
+              <w:rPr>
+                <w:sz w:val="21"/>
               </w:rPr>
               <w:t>to</w:t>
             </w:r>
             <w:r>
               <w:rPr>
                 <w:spacing w:val="11"/>
-                <w:sz w:val="19"/>
-              </w:rPr>
-              <w:t xml:space="preserve"> </w:t>
-            </w:r>
-            <w:r>
-              <w:rPr>
-                <w:sz w:val="19"/>
+                <w:sz w:val="21"/>
+              </w:rPr>
+              <w:t xml:space="preserve"> </w:t>
+            </w:r>
+            <w:r>
+              <w:rPr>
+                <w:sz w:val="21"/>
               </w:rPr>
               <w:t>the</w:t>
             </w:r>
             <w:r>
               <w:rPr>
                 <w:spacing w:val="10"/>
-                <w:sz w:val="19"/>
+                <w:sz w:val="21"/>
               </w:rPr>
               <w:t xml:space="preserve"> </w:t>
             </w:r>
             <w:r>
               <w:rPr>
                 <w:spacing w:val="-2"/>
-                <w:sz w:val="19"/>
+                <w:sz w:val="21"/>
               </w:rPr>
               <w:t>destination.</w:t>
             </w:r>
@@ -1349,9 +1349,9 @@
   <w:docDefaults>
     <w:rPrDefault>
       <w:rPr>
-        <w:rFonts w:asciiTheme="minorHAnsi" w:eastAsiaTheme="minorHAnsi" w:hAnsiTheme="minorHAnsi" w:cstheme="minorBidi"/>
-        <w:sz w:val="22"/>
-        <w:szCs w:val="22"/>
+        <w:rFonts w:ascii="Arial" w:hAnsi="Arial" w:cs="Arial" w:eastAsia="Arial"/>
+        <w:sz w:val="21"/>
+        <w:szCs w:val="21"/>
         <w:lang w:val="en-US" w:eastAsia="en-US" w:bidi="ar-SA"/>
       </w:rPr>
     </w:rPrDefault>
@@ -1788,7 +1788,7 @@
       <w:ind w:left="61"/>
     </w:pPr>
     <w:rPr>
-      <w:rFonts w:ascii="Arial MT" w:eastAsia="Arial MT" w:hAnsi="Arial MT" w:cs="Arial MT"/>
+      <w:rFonts w:ascii="Arial" w:hAnsi="Arial" w:cs="Arial" w:eastAsia="Arial"/>
     </w:rPr>
   </w:style>
 </w:styles>
